--- a/ugc-scripts-output.docx
+++ b/ugc-scripts-output.docx
@@ -4,6 +4,325 @@
   <w:body>
     <w:p>
       <w:pPr>
+        <w:rPr>
+          <w:rFonts w:ascii="Times New Roman" w:hAnsi="Times New Roman" w:cs="Times New Roman"/>
+          <w:b/>
+          <w:sz w:val="32"/>
+        </w:rPr>
+      </w:pPr>
+      <w:r>
+        <w:rPr>
+          <w:rFonts w:ascii="Times New Roman" w:hAnsi="Times New Roman" w:cs="Times New Roman"/>
+          <w:b/>
+          <w:sz w:val="32"/>
+        </w:rPr>
+        <w:t>PROMPT</w:t>
+      </w:r>
+      <w:r>
+        <w:rPr>
+          <w:rFonts w:ascii="Times New Roman" w:hAnsi="Times New Roman" w:cs="Times New Roman"/>
+          <w:b/>
+          <w:sz w:val="32"/>
+        </w:rPr>
+        <w:t>:</w:t>
+      </w:r>
+    </w:p>
+    <w:p>
+      <w:pPr>
+        <w:spacing w:before="100" w:beforeAutospacing="1" w:after="100" w:afterAutospacing="1" w:line="240" w:lineRule="auto"/>
+        <w:rPr>
+          <w:rFonts w:ascii="Times New Roman" w:eastAsia="Times New Roman" w:hAnsi="Times New Roman" w:cs="Times New Roman"/>
+          <w:b/>
+          <w:sz w:val="24"/>
+          <w:szCs w:val="24"/>
+          <w:lang w:eastAsia="en-IN"/>
+        </w:rPr>
+      </w:pPr>
+      <w:r>
+        <w:rPr>
+          <w:rFonts w:ascii="Times New Roman" w:eastAsia="Times New Roman" w:hAnsi="Times New Roman" w:cs="Times New Roman"/>
+          <w:b/>
+          <w:sz w:val="24"/>
+          <w:szCs w:val="24"/>
+          <w:lang w:eastAsia="en-IN"/>
+        </w:rPr>
+        <w:t>UGC SCRIPT</w:t>
+      </w:r>
+    </w:p>
+    <w:p>
+      <w:pPr>
+        <w:spacing w:after="0"/>
+        <w:rPr>
+          <w:rFonts w:ascii="Times New Roman" w:hAnsi="Times New Roman" w:cs="Times New Roman"/>
+          <w:sz w:val="24"/>
+        </w:rPr>
+      </w:pPr>
+      <w:r>
+        <w:rPr>
+          <w:rFonts w:ascii="Times New Roman" w:hAnsi="Times New Roman" w:cs="Times New Roman"/>
+          <w:sz w:val="24"/>
+        </w:rPr>
+        <w:t>Act as a satisfied bride sharing her genuine experience.</w:t>
+      </w:r>
+    </w:p>
+    <w:p>
+      <w:pPr>
+        <w:spacing w:after="0"/>
+        <w:rPr>
+          <w:rFonts w:ascii="Times New Roman" w:hAnsi="Times New Roman" w:cs="Times New Roman"/>
+          <w:sz w:val="24"/>
+        </w:rPr>
+      </w:pPr>
+      <w:r>
+        <w:rPr>
+          <w:rFonts w:ascii="Times New Roman" w:hAnsi="Times New Roman" w:cs="Times New Roman"/>
+          <w:sz w:val="24"/>
+        </w:rPr>
+        <w:t xml:space="preserve">Write </w:t>
+      </w:r>
+      <w:proofErr w:type="gramStart"/>
+      <w:r>
+        <w:rPr>
+          <w:rFonts w:ascii="Times New Roman" w:hAnsi="Times New Roman" w:cs="Times New Roman"/>
+          <w:sz w:val="24"/>
+        </w:rPr>
+        <w:t>5</w:t>
+      </w:r>
+      <w:proofErr w:type="gramEnd"/>
+      <w:r>
+        <w:rPr>
+          <w:rFonts w:ascii="Times New Roman" w:hAnsi="Times New Roman" w:cs="Times New Roman"/>
+          <w:sz w:val="24"/>
+        </w:rPr>
+        <w:t xml:space="preserve"> short UGC-style ad for </w:t>
+      </w:r>
+      <w:proofErr w:type="spellStart"/>
+      <w:r>
+        <w:rPr>
+          <w:rFonts w:ascii="Times New Roman" w:hAnsi="Times New Roman" w:cs="Times New Roman"/>
+          <w:sz w:val="24"/>
+        </w:rPr>
+        <w:t>VelvetVows</w:t>
+      </w:r>
+      <w:proofErr w:type="spellEnd"/>
+      <w:r>
+        <w:rPr>
+          <w:rFonts w:ascii="Times New Roman" w:hAnsi="Times New Roman" w:cs="Times New Roman"/>
+          <w:sz w:val="24"/>
+        </w:rPr>
+        <w:t xml:space="preserve"> Celebrations.</w:t>
+      </w:r>
+    </w:p>
+    <w:p>
+      <w:pPr>
+        <w:spacing w:after="0"/>
+        <w:rPr>
+          <w:rFonts w:ascii="Times New Roman" w:hAnsi="Times New Roman" w:cs="Times New Roman"/>
+          <w:sz w:val="24"/>
+        </w:rPr>
+      </w:pPr>
+      <w:r>
+        <w:rPr>
+          <w:rFonts w:ascii="Times New Roman" w:hAnsi="Times New Roman" w:cs="Times New Roman"/>
+          <w:sz w:val="24"/>
+        </w:rPr>
+        <w:t>Requirements:</w:t>
+      </w:r>
+    </w:p>
+    <w:p>
+      <w:pPr>
+        <w:spacing w:after="0"/>
+        <w:rPr>
+          <w:rFonts w:ascii="Times New Roman" w:hAnsi="Times New Roman" w:cs="Times New Roman"/>
+          <w:sz w:val="24"/>
+        </w:rPr>
+      </w:pPr>
+      <w:r>
+        <w:rPr>
+          <w:rFonts w:ascii="Times New Roman" w:hAnsi="Times New Roman" w:cs="Times New Roman"/>
+          <w:sz w:val="24"/>
+        </w:rPr>
+        <w:t>* First-person perspective</w:t>
+      </w:r>
+    </w:p>
+    <w:p>
+      <w:pPr>
+        <w:spacing w:after="0"/>
+        <w:rPr>
+          <w:rFonts w:ascii="Times New Roman" w:hAnsi="Times New Roman" w:cs="Times New Roman"/>
+          <w:sz w:val="24"/>
+        </w:rPr>
+      </w:pPr>
+      <w:r>
+        <w:rPr>
+          <w:rFonts w:ascii="Times New Roman" w:hAnsi="Times New Roman" w:cs="Times New Roman"/>
+          <w:sz w:val="24"/>
+        </w:rPr>
+        <w:t>* Authentic and emotional</w:t>
+      </w:r>
+    </w:p>
+    <w:p>
+      <w:pPr>
+        <w:spacing w:after="0"/>
+        <w:rPr>
+          <w:rFonts w:ascii="Times New Roman" w:hAnsi="Times New Roman" w:cs="Times New Roman"/>
+          <w:sz w:val="24"/>
+        </w:rPr>
+      </w:pPr>
+      <w:r>
+        <w:rPr>
+          <w:rFonts w:ascii="Times New Roman" w:hAnsi="Times New Roman" w:cs="Times New Roman"/>
+          <w:sz w:val="24"/>
+        </w:rPr>
+        <w:t>* Follow this structure:</w:t>
+      </w:r>
+    </w:p>
+    <w:p>
+      <w:pPr>
+        <w:spacing w:after="0"/>
+        <w:rPr>
+          <w:rFonts w:ascii="Times New Roman" w:hAnsi="Times New Roman" w:cs="Times New Roman"/>
+          <w:sz w:val="24"/>
+        </w:rPr>
+      </w:pPr>
+      <w:r>
+        <w:rPr>
+          <w:rFonts w:ascii="Times New Roman" w:hAnsi="Times New Roman" w:cs="Times New Roman"/>
+          <w:sz w:val="24"/>
+        </w:rPr>
+        <w:t xml:space="preserve">  Hook</w:t>
+      </w:r>
+    </w:p>
+    <w:p>
+      <w:pPr>
+        <w:spacing w:after="0"/>
+        <w:rPr>
+          <w:rFonts w:ascii="Times New Roman" w:hAnsi="Times New Roman" w:cs="Times New Roman"/>
+          <w:sz w:val="24"/>
+        </w:rPr>
+      </w:pPr>
+      <w:r>
+        <w:rPr>
+          <w:rFonts w:ascii="Times New Roman" w:hAnsi="Times New Roman" w:cs="Times New Roman"/>
+          <w:sz w:val="24"/>
+        </w:rPr>
+        <w:t xml:space="preserve">  Problem</w:t>
+      </w:r>
+    </w:p>
+    <w:p>
+      <w:pPr>
+        <w:spacing w:after="0"/>
+        <w:rPr>
+          <w:rFonts w:ascii="Times New Roman" w:hAnsi="Times New Roman" w:cs="Times New Roman"/>
+          <w:sz w:val="24"/>
+        </w:rPr>
+      </w:pPr>
+      <w:r>
+        <w:rPr>
+          <w:rFonts w:ascii="Times New Roman" w:hAnsi="Times New Roman" w:cs="Times New Roman"/>
+          <w:sz w:val="24"/>
+        </w:rPr>
+        <w:t xml:space="preserve">  Solution</w:t>
+      </w:r>
+    </w:p>
+    <w:p>
+      <w:pPr>
+        <w:spacing w:after="0"/>
+        <w:rPr>
+          <w:rFonts w:ascii="Times New Roman" w:hAnsi="Times New Roman" w:cs="Times New Roman"/>
+          <w:sz w:val="24"/>
+        </w:rPr>
+      </w:pPr>
+      <w:r>
+        <w:rPr>
+          <w:rFonts w:ascii="Times New Roman" w:hAnsi="Times New Roman" w:cs="Times New Roman"/>
+          <w:sz w:val="24"/>
+        </w:rPr>
+        <w:t xml:space="preserve">  Result</w:t>
+      </w:r>
+    </w:p>
+    <w:p>
+      <w:pPr>
+        <w:spacing w:after="0"/>
+        <w:rPr>
+          <w:rFonts w:ascii="Times New Roman" w:hAnsi="Times New Roman" w:cs="Times New Roman"/>
+          <w:sz w:val="24"/>
+        </w:rPr>
+      </w:pPr>
+      <w:r>
+        <w:rPr>
+          <w:rFonts w:ascii="Times New Roman" w:hAnsi="Times New Roman" w:cs="Times New Roman"/>
+          <w:sz w:val="24"/>
+        </w:rPr>
+        <w:t xml:space="preserve">  CTA</w:t>
+      </w:r>
+    </w:p>
+    <w:p>
+      <w:pPr>
+        <w:spacing w:after="0"/>
+        <w:rPr>
+          <w:rFonts w:ascii="Times New Roman" w:hAnsi="Times New Roman" w:cs="Times New Roman"/>
+          <w:sz w:val="24"/>
+        </w:rPr>
+      </w:pPr>
+      <w:r>
+        <w:rPr>
+          <w:rFonts w:ascii="Times New Roman" w:hAnsi="Times New Roman" w:cs="Times New Roman"/>
+          <w:sz w:val="24"/>
+        </w:rPr>
+        <w:t xml:space="preserve">  Caption</w:t>
+      </w:r>
+    </w:p>
+    <w:p>
+      <w:pPr>
+        <w:spacing w:after="0"/>
+        <w:rPr>
+          <w:rFonts w:ascii="Times New Roman" w:hAnsi="Times New Roman" w:cs="Times New Roman"/>
+          <w:sz w:val="24"/>
+        </w:rPr>
+      </w:pPr>
+      <w:r>
+        <w:rPr>
+          <w:rFonts w:ascii="Times New Roman" w:hAnsi="Times New Roman" w:cs="Times New Roman"/>
+          <w:sz w:val="24"/>
+        </w:rPr>
+        <w:t>* 80–120 words</w:t>
+      </w:r>
+    </w:p>
+    <w:p>
+      <w:pPr>
+        <w:spacing w:after="0"/>
+        <w:rPr>
+          <w:rFonts w:ascii="Times New Roman" w:hAnsi="Times New Roman" w:cs="Times New Roman"/>
+          <w:sz w:val="24"/>
+        </w:rPr>
+      </w:pPr>
+      <w:r>
+        <w:rPr>
+          <w:rFonts w:ascii="Times New Roman" w:hAnsi="Times New Roman" w:cs="Times New Roman"/>
+          <w:sz w:val="24"/>
+        </w:rPr>
+        <w:t>* Suitable for Instagram Reels, Facebook Videos, and YouTube Shorts</w:t>
+      </w:r>
+    </w:p>
+    <w:p>
+      <w:pPr>
+        <w:spacing w:after="0"/>
+        <w:rPr>
+          <w:rFonts w:ascii="Times New Roman" w:hAnsi="Times New Roman" w:cs="Times New Roman"/>
+          <w:sz w:val="24"/>
+        </w:rPr>
+      </w:pPr>
+      <w:r>
+        <w:rPr>
+          <w:rFonts w:ascii="Times New Roman" w:hAnsi="Times New Roman" w:cs="Times New Roman"/>
+          <w:sz w:val="24"/>
+        </w:rPr>
+        <w:t>* Focus on encouraging viewers to book a consultation</w:t>
+      </w:r>
+    </w:p>
+    <w:p>
+      <w:pPr>
         <w:pStyle w:val="Heading2"/>
         <w:spacing w:line="360" w:lineRule="auto"/>
         <w:rPr>
@@ -13,17 +332,33 @@
           <w:sz w:val="28"/>
         </w:rPr>
       </w:pPr>
-      <w:r>
-        <w:rPr>
-          <w:rFonts w:ascii="Times New Roman" w:hAnsi="Times New Roman" w:cs="Times New Roman"/>
-          <w:b/>
-          <w:color w:val="000000" w:themeColor="text1"/>
-          <w:sz w:val="28"/>
-        </w:rPr>
-        <w:t>Ad 1</w:t>
-      </w:r>
     </w:p>
     <w:p>
+      <w:bookmarkStart w:id="0" w:name="_GoBack"/>
+      <w:bookmarkEnd w:id="0"/>
+    </w:p>
+    <w:p>
+      <w:pPr>
+        <w:pStyle w:val="Heading2"/>
+        <w:spacing w:line="360" w:lineRule="auto"/>
+        <w:rPr>
+          <w:rFonts w:ascii="Times New Roman" w:hAnsi="Times New Roman" w:cs="Times New Roman"/>
+          <w:b/>
+          <w:color w:val="000000" w:themeColor="text1"/>
+          <w:sz w:val="28"/>
+        </w:rPr>
+      </w:pPr>
+      <w:r>
+        <w:rPr>
+          <w:rFonts w:ascii="Times New Roman" w:hAnsi="Times New Roman" w:cs="Times New Roman"/>
+          <w:b/>
+          <w:color w:val="000000" w:themeColor="text1"/>
+          <w:sz w:val="28"/>
+        </w:rPr>
+        <w:t>Ad 1</w:t>
+      </w:r>
+    </w:p>
+    <w:p>
       <w:pPr>
         <w:pStyle w:val="NormalWeb"/>
         <w:spacing w:line="360" w:lineRule="auto"/>
@@ -1547,16 +1882,7 @@
           <w:color w:val="000000" w:themeColor="text1"/>
           <w:sz w:val="28"/>
         </w:rPr>
-        <w:t xml:space="preserve"> Walking into the venue felt surreal. It was </w:t>
-      </w:r>
-      <w:bookmarkStart w:id="0" w:name="_GoBack"/>
-      <w:bookmarkEnd w:id="0"/>
-      <w:r>
-        <w:rPr>
-          <w:color w:val="000000" w:themeColor="text1"/>
-          <w:sz w:val="28"/>
-        </w:rPr>
-        <w:t>elegant, romantic, and exactly how I imagined my wedding should feel.</w:t>
+        <w:t xml:space="preserve"> Walking into the venue felt surreal. It was elegant, romantic, and exactly how I imagined my wedding should feel.</w:t>
       </w:r>
       <w:r>
         <w:rPr>

--- a/ugc-scripts-output.docx
+++ b/ugc-scripts-output.docx
@@ -16,15 +16,7 @@
           <w:b/>
           <w:sz w:val="32"/>
         </w:rPr>
-        <w:t>PROMPT</w:t>
-      </w:r>
-      <w:r>
-        <w:rPr>
-          <w:rFonts w:ascii="Times New Roman" w:hAnsi="Times New Roman" w:cs="Times New Roman"/>
-          <w:b/>
-          <w:sz w:val="32"/>
-        </w:rPr>
-        <w:t>:</w:t>
+        <w:t>PROMPT:</w:t>
       </w:r>
     </w:p>
     <w:p>
@@ -333,10 +325,26 @@
         </w:rPr>
       </w:pPr>
     </w:p>
+    <w:p/>
     <w:p>
+      <w:pPr>
+        <w:rPr>
+          <w:rFonts w:ascii="Times New Roman" w:hAnsi="Times New Roman" w:cs="Times New Roman"/>
+          <w:b/>
+          <w:sz w:val="28"/>
+        </w:rPr>
+      </w:pPr>
       <w:bookmarkStart w:id="0" w:name="_GoBack"/>
-      <w:bookmarkEnd w:id="0"/>
+      <w:r>
+        <w:rPr>
+          <w:rFonts w:ascii="Times New Roman" w:hAnsi="Times New Roman" w:cs="Times New Roman"/>
+          <w:b/>
+          <w:sz w:val="28"/>
+        </w:rPr>
+        <w:t>OUTPUT:</w:t>
+      </w:r>
     </w:p>
+    <w:bookmarkEnd w:id="0"/>
     <w:p>
       <w:pPr>
         <w:pStyle w:val="Heading2"/>
